--- a/docs/Manual_Instalacion.docx
+++ b/docs/Manual_Instalacion.docx
@@ -11,7 +11,7 @@
           <w:b/>
           <w:sz w:val="32"/>
         </w:rPr>
-        <w:t>Manual de Instalación — Tablero SAT-Dengue</w:t>
+        <w:t>Manual de Instalación - Tablero SAT-Dengue</w:t>
       </w:r>
     </w:p>
     <w:p>
@@ -21,7 +21,7 @@
       <w:r>
         <w:t>Sistema de Alerta Temprana de Dengue · Bucaramanga y Cali</w:t>
         <w:br/>
-        <w:t>Grupo 11 — MAIA PDS · Universidad de los Andes · 2026</w:t>
+        <w:t>Grupo 11 - MAIA PDS · Universidad de los Andes · 2026</w:t>
       </w:r>
     </w:p>
     <w:p/>
@@ -994,7 +994,7 @@
         <w:rPr>
           <w:b/>
         </w:rPr>
-        <w:t>El tablero no inicia — ModuleNotFoundError: No module named 'dash'</w:t>
+        <w:t>El tablero no inicia - ModuleNotFoundError: No module named 'dash'</w:t>
       </w:r>
     </w:p>
     <w:p>
@@ -1025,7 +1025,7 @@
         <w:rPr>
           <w:b/>
         </w:rPr>
-        <w:t>Puerto 8050 ya en uso — OSError: Address already in use</w:t>
+        <w:t>Puerto 8050 ya en uso - OSError: Address already in use</w:t>
       </w:r>
     </w:p>
     <w:p>
@@ -1038,7 +1038,7 @@
         <w:rPr>
           <w:b/>
         </w:rPr>
-        <w:t>Error de conexión con MLflow — MlflowException: Could not connect</w:t>
+        <w:t>Error de conexión con MLflow - MlflowException: Could not connect</w:t>
       </w:r>
     </w:p>
     <w:p>

--- a/docs/Manual_Instalacion.docx
+++ b/docs/Manual_Instalacion.docx
@@ -11,7 +11,7 @@
           <w:b/>
           <w:sz w:val="32"/>
         </w:rPr>
-        <w:t>Manual de Instalación - Tablero SAT-Dengue</w:t>
+        <w:t>Manual de Instalación: Tablero SAT-Dengue</w:t>
       </w:r>
     </w:p>
     <w:p>
@@ -21,7 +21,7 @@
       <w:r>
         <w:t>Sistema de Alerta Temprana de Dengue · Bucaramanga y Cali</w:t>
         <w:br/>
-        <w:t>Grupo 11 - MAIA PDS · Universidad de los Andes · 2026</w:t>
+        <w:t>Grupo 11 · MAIA PDS · Universidad de los Andes · 2026</w:t>
       </w:r>
     </w:p>
     <w:p/>
@@ -994,7 +994,7 @@
         <w:rPr>
           <w:b/>
         </w:rPr>
-        <w:t>El tablero no inicia - ModuleNotFoundError: No module named 'dash'</w:t>
+        <w:t>El tablero no inicia: ModuleNotFoundError: No module named 'dash'</w:t>
       </w:r>
     </w:p>
     <w:p>
@@ -1025,7 +1025,7 @@
         <w:rPr>
           <w:b/>
         </w:rPr>
-        <w:t>Puerto 8050 ya en uso - OSError: Address already in use</w:t>
+        <w:t>Puerto 8050 ya en uso: OSError: Address already in use</w:t>
       </w:r>
     </w:p>
     <w:p>
@@ -1038,7 +1038,7 @@
         <w:rPr>
           <w:b/>
         </w:rPr>
-        <w:t>Error de conexión con MLflow - MlflowException: Could not connect</w:t>
+        <w:t>Error de conexión con MLflow: MlflowException: Could not connect</w:t>
       </w:r>
     </w:p>
     <w:p>

--- a/docs/Manual_Instalacion.docx
+++ b/docs/Manual_Instalacion.docx
@@ -46,7 +46,7 @@
         <w:pStyle w:val="ListBullet"/>
       </w:pPr>
       <w:r>
-        <w:t>CPU: 2 núcleos</w:t>
+        <w:t>CPU: 2 núcleos — suficiente para el proceso Python del tablero y la API FastAPI, que no requieren cómputo paralelo intensivo en tiempo de ejecución.</w:t>
       </w:r>
     </w:p>
     <w:p>
@@ -54,7 +54,7 @@
         <w:pStyle w:val="ListBullet"/>
       </w:pPr>
       <w:r>
-        <w:t>RAM: 4 GB</w:t>
+        <w:t>RAM: 4 GB — la matriz de features (features_mensual.parquet) ocupa ~143 MB en memoria; sumado al overhead de Python, Dash y la API FastAPI, el uso total en ejecución es de ~900 MB; 4 GB deja margen adecuado para el sistema operativo.</w:t>
       </w:r>
     </w:p>
     <w:p>
@@ -62,7 +62,7 @@
         <w:pStyle w:val="ListBullet"/>
       </w:pPr>
       <w:r>
-        <w:t>Almacenamiento libre: 2 GB</w:t>
+        <w:t>Almacenamiento libre: 3 GB — las imágenes Docker con dependencias (Python, pandas, XGBoost, Dash) pesan ~2–2.5 GB; los archivos de datos de ejecución (parquets + modelo) suman ~60 MB adicionales.</w:t>
       </w:r>
     </w:p>
     <w:p>

--- a/docs/Manual_Instalacion.docx
+++ b/docs/Manual_Instalacion.docx
@@ -46,7 +46,7 @@
         <w:pStyle w:val="ListBullet"/>
       </w:pPr>
       <w:r>
-        <w:t>CPU: 2 núcleos — suficiente para el proceso Python del tablero y la API FastAPI, que no requieren cómputo paralelo intensivo en tiempo de ejecución.</w:t>
+        <w:t>CPU: 2 núcleos; suficiente para el proceso Python del tablero y la API FastAPI, que no requieren cómputo paralelo intensivo en tiempo de ejecución.</w:t>
       </w:r>
     </w:p>
     <w:p>
@@ -54,7 +54,7 @@
         <w:pStyle w:val="ListBullet"/>
       </w:pPr>
       <w:r>
-        <w:t>RAM: 4 GB — la matriz de features (features_mensual.parquet) ocupa ~143 MB en memoria; sumado al overhead de Python, Dash y la API FastAPI, el uso total en ejecución es de ~900 MB; 4 GB deja margen adecuado para el sistema operativo.</w:t>
+        <w:t>RAM: 4 GB; la matriz de features (features_mensual.parquet) ocupa ~143 MB en memoria; sumado al overhead de Python, Dash y la API FastAPI, el uso total en ejecución es de ~900 MB; 4 GB deja margen adecuado para el sistema operativo.</w:t>
       </w:r>
     </w:p>
     <w:p>
@@ -62,7 +62,7 @@
         <w:pStyle w:val="ListBullet"/>
       </w:pPr>
       <w:r>
-        <w:t>Almacenamiento libre: 3 GB — las imágenes Docker con dependencias (Python, pandas, XGBoost, Dash) pesan ~2–2.5 GB; los archivos de datos de ejecución (parquets + modelo) suman ~60 MB adicionales.</w:t>
+        <w:t>Almacenamiento libre: 3 GB; las imágenes Docker con dependencias (Python, pandas, XGBoost, Dash) pesan ~2–2.5 GB; los archivos de datos de ejecución (parquets + modelo) suman ~60 MB adicionales.</w:t>
       </w:r>
     </w:p>
     <w:p>
